--- a/docs/05-gantt-chart.docx
+++ b/docs/05-gantt-chart.docx
@@ -5815,6 +5815,92 @@
         <w:t xml:space="preserve"> grew from 10.4k to ≈ 21k inserted lines in four weeks, with deliberate pruning (−2,148 lines on 24 Jul) keeping the tree lean.</w:t>
       </w:r>
     </w:p>
+    <w:p>
+      <w:pPr>
+        <w:spacing w:before="320" w:after="90"/>
+        <w:outlineLvl w:val="0"/>
+      </w:pPr>
+      <w:r>
+        <w:rPr>
+          <w:b/>
+          <w:color w:val="14532D"/>
+          <w:sz w:val="40"/>
+        </w:rPr>
+        <w:t xml:space="preserve">Actual timeline - hardening increment (August 2026)</w:t>
+      </w:r>
+    </w:p>
+    <w:p>
+      <w:pPr>
+        <w:spacing w:after="40"/>
+        <w:ind w:left="360"/>
+      </w:pPr>
+      <w:r>
+        <w:rPr>
+          <w:rFonts w:ascii="Calibri" w:hAnsi="Calibri"/>
+        </w:rPr>
+        <w:t xml:space="preserve">• Reports access control and department partitioning implemented and integration-tested (ReportModel::DEPARTMENT_OF, ReportController guard).</w:t>
+      </w:r>
+    </w:p>
+    <w:p>
+      <w:pPr>
+        <w:spacing w:after="40"/>
+        <w:ind w:left="360"/>
+      </w:pPr>
+      <w:r>
+        <w:rPr>
+          <w:rFonts w:ascii="Calibri" w:hAnsi="Calibri"/>
+        </w:rPr>
+        <w:t xml:space="preserve">• Print subsystem delivered: layouts/print.php shell + reports/print and sales/receipt documents; legacy page-print CSS removed.</w:t>
+      </w:r>
+    </w:p>
+    <w:p>
+      <w:pPr>
+        <w:spacing w:after="40"/>
+        <w:ind w:left="360"/>
+      </w:pPr>
+      <w:r>
+        <w:rPr>
+          <w:rFonts w:ascii="Calibri" w:hAnsi="Calibri"/>
+        </w:rPr>
+        <w:t xml:space="preserve">• Validation sweep: Controller::checkNumber wired into ten controllers; 32 form inputs given min/max/step constraints; global JS submit validator shipped.</w:t>
+      </w:r>
+    </w:p>
+    <w:p>
+      <w:pPr>
+        <w:spacing w:after="40"/>
+        <w:ind w:left="360"/>
+      </w:pPr>
+      <w:r>
+        <w:rPr>
+          <w:rFonts w:ascii="Calibri" w:hAnsi="Calibri"/>
+        </w:rPr>
+        <w:t xml:space="preserve">• Backup/restore corrected for implicit-DDL commits; verified with a live backup-download then restore round-trip.</w:t>
+      </w:r>
+    </w:p>
+    <w:p>
+      <w:pPr>
+        <w:spacing w:after="40"/>
+        <w:ind w:left="360"/>
+      </w:pPr>
+      <w:r>
+        <w:rPr>
+          <w:rFonts w:ascii="Calibri" w:hAnsi="Calibri"/>
+        </w:rPr>
+        <w:t xml:space="preserve">• Front-end assets vendored locally (frontend/assets/vendor) and .gitignore scoped so offline installs clone correctly.</w:t>
+      </w:r>
+    </w:p>
+    <w:p>
+      <w:pPr>
+        <w:spacing w:after="40"/>
+        <w:ind w:left="360"/>
+      </w:pPr>
+      <w:r>
+        <w:rPr>
+          <w:rFonts w:ascii="Calibri" w:hAnsi="Calibri"/>
+        </w:rPr>
+        <w:t xml:space="preserve">• Documentation set revised to match the running product (WBS, SRS v2.1, chapter, prototype appendix, this chart, user manual).</w:t>
+      </w:r>
+    </w:p>
     <w:sectPr>
       <w:pgSz w:w="11906" w:h="16838"/>
       <w:pgMar w:top="1134" w:right="1134" w:bottom="1134" w:left="1134" w:header="708" w:footer="708"/>
